--- a/data/Ona_asalari_yetqazib_beramiz.docx
+++ b/data/Ona_asalari_yetqazib_beramiz.docx
@@ -2,6 +2,384 @@
 <file path=word/document.xml><?xml version="1.0" encoding="utf-8"?>
 <w:document xmlns:wpc="http://schemas.microsoft.com/office/word/2010/wordprocessingCanvas" xmlns:cx="http://schemas.microsoft.com/office/drawing/2014/chartex" xmlns:cx1="http://schemas.microsoft.com/office/drawing/2015/9/8/chartex" xmlns:cx2="http://schemas.microsoft.com/office/drawing/2015/10/21/chartex" xmlns:cx3="http://schemas.microsoft.com/office/drawing/2016/5/9/chartex" xmlns:cx4="http://schemas.microsoft.com/office/drawing/2016/5/10/chartex" xmlns:cx5="http://schemas.microsoft.com/office/drawing/2016/5/11/chartex" xmlns:cx6="http://schemas.microsoft.com/office/drawing/2016/5/12/chartex" xmlns:cx7="http://schemas.microsoft.com/office/drawing/2016/5/13/chartex" xmlns:cx8="http://schemas.microsoft.com/office/drawing/2016/5/14/chartex" xmlns:mc="http://schemas.openxmlformats.org/markup-compatibility/2006" xmlns:aink="http://schemas.microsoft.com/office/drawing/2016/ink" xmlns:am3d="http://schemas.microsoft.com/office/drawing/2017/model3d" xmlns:o="urn:schemas-microsoft-com:office:office" xmlns:r="http://schemas.openxmlformats.org/officeDocument/2006/relationships" xmlns:m="http://schemas.openxmlformats.org/officeDocument/2006/math" xmlns:v="urn:schemas-microsoft-com:vml" xmlns:wp14="http://schemas.microsoft.com/office/word/2010/wordprocessingDrawing" xmlns:wp="http://schemas.openxmlformats.org/drawingml/2006/wordprocessingDrawing" xmlns:w10="urn:schemas-microsoft-com:office:word" xmlns:w="http://schemas.openxmlformats.org/wordprocessingml/2006/main" xmlns:w14="http://schemas.microsoft.com/office/word/2010/wordml" xmlns:w15="http://schemas.microsoft.com/office/word/2012/wordml" xmlns:w16cex="http://schemas.microsoft.com/office/word/2018/wordml/cex" xmlns:w16cid="http://schemas.microsoft.com/office/word/2016/wordml/cid" xmlns:w16="http://schemas.microsoft.com/office/word/2018/wordml" xmlns:w16se="http://schemas.microsoft.com/office/word/2015/wordml/symex" xmlns:wpg="http://schemas.microsoft.com/office/word/2010/wordprocessingGroup" xmlns:wpi="http://schemas.microsoft.com/office/word/2010/wordprocessingInk" xmlns:wne="http://schemas.microsoft.com/office/word/2006/wordml" xmlns:wps="http://schemas.microsoft.com/office/word/2010/wordprocessingShape" mc:Ignorable="w14 w15 w16se w16cid w16 w16cex wp14">
   <w:body>
+    <w:p>
+      <w:pPr>
+        <w:spacing w:after="0"/>
+        <w:ind w:firstLine="709"/>
+        <w:jc w:val="both"/>
+        <w:rPr>
+          <w:lang w:val="en-US"/>
+        </w:rPr>
+      </w:pPr>
+      <w:r>
+        <w:rPr>
+          <w:lang w:val="en-US"/>
+        </w:rPr>
+        <w:t xml:space="preserve">Asalarilari oilasini qaerdan sotib olsam </w:t>
+      </w:r>
+      <w:proofErr w:type="gramStart"/>
+      <w:r>
+        <w:rPr>
+          <w:lang w:val="en-US"/>
+        </w:rPr>
+        <w:t>bo‘</w:t>
+      </w:r>
+      <w:proofErr w:type="gramEnd"/>
+      <w:r>
+        <w:rPr>
+          <w:lang w:val="en-US"/>
+        </w:rPr>
+        <w:t>ladi.</w:t>
+      </w:r>
+    </w:p>
+    <w:p>
+      <w:pPr>
+        <w:spacing w:after="0"/>
+        <w:ind w:firstLine="709"/>
+        <w:jc w:val="both"/>
+        <w:rPr>
+          <w:lang w:val="en-US"/>
+        </w:rPr>
+      </w:pPr>
+      <w:r>
+        <w:rPr>
+          <w:lang w:val="en-US"/>
+        </w:rPr>
+        <w:t>Asalarilari oilasini qaerdan sotib olsam buladi.</w:t>
+      </w:r>
+    </w:p>
+    <w:p>
+      <w:pPr>
+        <w:spacing w:after="0"/>
+        <w:ind w:firstLine="709"/>
+        <w:jc w:val="both"/>
+        <w:rPr>
+          <w:lang w:val="en-US"/>
+        </w:rPr>
+      </w:pPr>
+      <w:r>
+        <w:rPr>
+          <w:lang w:val="en-US"/>
+        </w:rPr>
+        <w:t xml:space="preserve">Asalarilari onasi qaerdan sotib olsam </w:t>
+      </w:r>
+      <w:proofErr w:type="gramStart"/>
+      <w:r>
+        <w:rPr>
+          <w:lang w:val="en-US"/>
+        </w:rPr>
+        <w:t>bo‘</w:t>
+      </w:r>
+      <w:proofErr w:type="gramEnd"/>
+      <w:r>
+        <w:rPr>
+          <w:lang w:val="en-US"/>
+        </w:rPr>
+        <w:t>ladi.</w:t>
+      </w:r>
+    </w:p>
+    <w:p>
+      <w:pPr>
+        <w:spacing w:after="0"/>
+        <w:ind w:firstLine="709"/>
+        <w:jc w:val="both"/>
+        <w:rPr>
+          <w:lang w:val="en-US"/>
+        </w:rPr>
+      </w:pPr>
+      <w:r>
+        <w:rPr>
+          <w:lang w:val="en-US"/>
+        </w:rPr>
+        <w:t xml:space="preserve">Ona arini qaerdan sotib olsam </w:t>
+      </w:r>
+      <w:proofErr w:type="gramStart"/>
+      <w:r>
+        <w:rPr>
+          <w:lang w:val="en-US"/>
+        </w:rPr>
+        <w:t>bo‘</w:t>
+      </w:r>
+      <w:proofErr w:type="gramEnd"/>
+      <w:r>
+        <w:rPr>
+          <w:lang w:val="en-US"/>
+        </w:rPr>
+        <w:t>ladi.</w:t>
+      </w:r>
+    </w:p>
+    <w:p>
+      <w:pPr>
+        <w:spacing w:after="0"/>
+        <w:ind w:firstLine="709"/>
+        <w:jc w:val="both"/>
+        <w:rPr>
+          <w:lang w:val="en-US"/>
+        </w:rPr>
+      </w:pPr>
+      <w:r>
+        <w:rPr>
+          <w:lang w:val="en-US"/>
+        </w:rPr>
+        <w:t>Asalarichilik jixozlarini qayerdan sotib olsam bo’ladi.</w:t>
+      </w:r>
+    </w:p>
+    <w:p>
+      <w:pPr>
+        <w:spacing w:after="0"/>
+        <w:ind w:firstLine="709"/>
+        <w:jc w:val="both"/>
+        <w:rPr>
+          <w:lang w:val="en-US"/>
+        </w:rPr>
+      </w:pPr>
+      <w:r>
+        <w:rPr>
+          <w:lang w:val="en-US"/>
+        </w:rPr>
+        <w:t>Asalari oilasini kreditga qayerdan olsam buladi?</w:t>
+      </w:r>
+    </w:p>
+    <w:p>
+      <w:pPr>
+        <w:spacing w:after="0"/>
+        <w:ind w:firstLine="709"/>
+        <w:jc w:val="both"/>
+        <w:rPr>
+          <w:lang w:val="en-US"/>
+        </w:rPr>
+      </w:pPr>
+      <w:r>
+        <w:rPr>
+          <w:lang w:val="en-US"/>
+        </w:rPr>
+        <w:t xml:space="preserve"> </w:t>
+      </w:r>
+    </w:p>
+    <w:p>
+      <w:pPr>
+        <w:spacing w:after="0"/>
+        <w:ind w:firstLine="709"/>
+        <w:jc w:val="both"/>
+        <w:rPr>
+          <w:lang w:val="en-US"/>
+        </w:rPr>
+      </w:pPr>
+      <w:r>
+        <w:rPr>
+          <w:lang w:val="en-US"/>
+        </w:rPr>
+        <w:t>Ona</w:t>
+      </w:r>
+      <w:r>
+        <w:rPr>
+          <w:lang w:val="en-US"/>
+        </w:rPr>
+        <w:t xml:space="preserve"> </w:t>
+      </w:r>
+      <w:r>
+        <w:rPr>
+          <w:lang w:val="en-US"/>
+        </w:rPr>
+        <w:t>asalari</w:t>
+      </w:r>
+      <w:r>
+        <w:rPr>
+          <w:lang w:val="en-US"/>
+        </w:rPr>
+        <w:t xml:space="preserve"> </w:t>
+      </w:r>
+      <w:r>
+        <w:rPr>
+          <w:lang w:val="en-US"/>
+        </w:rPr>
+        <w:t>sotib</w:t>
+      </w:r>
+      <w:r>
+        <w:rPr>
+          <w:lang w:val="en-US"/>
+        </w:rPr>
+        <w:t xml:space="preserve"> </w:t>
+      </w:r>
+      <w:r>
+        <w:rPr>
+          <w:lang w:val="en-US"/>
+        </w:rPr>
+        <w:t>olish</w:t>
+      </w:r>
+      <w:r>
+        <w:rPr>
+          <w:lang w:val="en-US"/>
+        </w:rPr>
+        <w:t>.</w:t>
+      </w:r>
+    </w:p>
+    <w:p>
+      <w:pPr>
+        <w:spacing w:after="0"/>
+        <w:ind w:firstLine="709"/>
+        <w:jc w:val="both"/>
+        <w:rPr>
+          <w:lang w:val="en-US"/>
+        </w:rPr>
+      </w:pPr>
+      <w:r>
+        <w:rPr>
+          <w:lang w:val="en-US"/>
+        </w:rPr>
+        <w:t>Asalarilar</w:t>
+      </w:r>
+      <w:r>
+        <w:rPr>
+          <w:lang w:val="en-US"/>
+        </w:rPr>
+        <w:t xml:space="preserve"> </w:t>
+      </w:r>
+      <w:r>
+        <w:rPr>
+          <w:lang w:val="en-US"/>
+        </w:rPr>
+        <w:t>sotib</w:t>
+      </w:r>
+      <w:r>
+        <w:rPr>
+          <w:lang w:val="en-US"/>
+        </w:rPr>
+        <w:t xml:space="preserve"> </w:t>
+      </w:r>
+      <w:r>
+        <w:rPr>
+          <w:lang w:val="en-US"/>
+        </w:rPr>
+        <w:t>olish</w:t>
+      </w:r>
+      <w:r>
+        <w:rPr>
+          <w:lang w:val="en-US"/>
+        </w:rPr>
+        <w:t>.</w:t>
+      </w:r>
+    </w:p>
+    <w:p>
+      <w:pPr>
+        <w:spacing w:after="0"/>
+        <w:ind w:firstLine="709"/>
+        <w:jc w:val="both"/>
+        <w:rPr>
+          <w:lang w:val="en-US"/>
+        </w:rPr>
+      </w:pPr>
+      <w:r>
+        <w:rPr>
+          <w:lang w:val="en-US"/>
+        </w:rPr>
+        <w:t>Asalari</w:t>
+      </w:r>
+      <w:r>
+        <w:rPr>
+          <w:lang w:val="en-US"/>
+        </w:rPr>
+        <w:t xml:space="preserve"> </w:t>
+      </w:r>
+      <w:r>
+        <w:rPr>
+          <w:lang w:val="en-US"/>
+        </w:rPr>
+        <w:t>oilasini</w:t>
+      </w:r>
+      <w:r>
+        <w:rPr>
+          <w:lang w:val="en-US"/>
+        </w:rPr>
+        <w:t xml:space="preserve"> </w:t>
+      </w:r>
+      <w:r>
+        <w:rPr>
+          <w:lang w:val="en-US"/>
+        </w:rPr>
+        <w:t>sotib</w:t>
+      </w:r>
+      <w:r>
+        <w:rPr>
+          <w:lang w:val="en-US"/>
+        </w:rPr>
+        <w:t xml:space="preserve"> </w:t>
+      </w:r>
+      <w:r>
+        <w:rPr>
+          <w:lang w:val="en-US"/>
+        </w:rPr>
+        <w:t>olish</w:t>
+      </w:r>
+      <w:r>
+        <w:rPr>
+          <w:lang w:val="en-US"/>
+        </w:rPr>
+        <w:t>.</w:t>
+      </w:r>
+    </w:p>
+    <w:p>
+      <w:pPr>
+        <w:spacing w:after="0"/>
+        <w:ind w:firstLine="709"/>
+        <w:jc w:val="both"/>
+        <w:rPr>
+          <w:lang w:val="en-US"/>
+        </w:rPr>
+      </w:pPr>
+      <w:r>
+        <w:rPr>
+          <w:lang w:val="en-US"/>
+        </w:rPr>
+        <w:t>Asalari</w:t>
+      </w:r>
+      <w:r>
+        <w:rPr>
+          <w:lang w:val="en-US"/>
+        </w:rPr>
+        <w:t xml:space="preserve"> </w:t>
+      </w:r>
+      <w:r>
+        <w:rPr>
+          <w:lang w:val="en-US"/>
+        </w:rPr>
+        <w:t>zotlarini</w:t>
+      </w:r>
+      <w:r>
+        <w:rPr>
+          <w:lang w:val="en-US"/>
+        </w:rPr>
+        <w:t xml:space="preserve"> </w:t>
+      </w:r>
+      <w:r>
+        <w:rPr>
+          <w:lang w:val="en-US"/>
+        </w:rPr>
+        <w:t>sotib</w:t>
+      </w:r>
+      <w:r>
+        <w:rPr>
+          <w:lang w:val="en-US"/>
+        </w:rPr>
+        <w:t xml:space="preserve"> </w:t>
+      </w:r>
+      <w:r>
+        <w:rPr>
+          <w:lang w:val="en-US"/>
+        </w:rPr>
+        <w:t>olish</w:t>
+      </w:r>
+    </w:p>
+    <w:p>
+      <w:pPr>
+        <w:spacing w:after="0"/>
+        <w:ind w:firstLine="709"/>
+        <w:jc w:val="both"/>
+        <w:rPr>
+          <w:lang w:val="en-US"/>
+        </w:rPr>
+      </w:pPr>
+    </w:p>
     <w:p>
       <w:pPr>
         <w:spacing w:after="0"/>
@@ -392,48 +770,208 @@
         <w:rPr>
           <w:lang w:val="uz-Cyrl-UZ"/>
         </w:rPr>
-        <w:t xml:space="preserve">; +000 000 00 00 </w:t>
-      </w:r>
-    </w:p>
-    <w:p>
-      <w:pPr>
-        <w:spacing w:after="0"/>
-        <w:ind w:firstLine="709"/>
-        <w:jc w:val="both"/>
-        <w:rPr>
-          <w:lang w:val="uz-Cyrl-UZ"/>
-        </w:rPr>
-      </w:pPr>
-    </w:p>
-    <w:p>
-      <w:pPr>
-        <w:spacing w:after="0"/>
-        <w:ind w:firstLine="709"/>
-        <w:jc w:val="both"/>
-        <w:rPr>
-          <w:lang w:val="uz-Cyrl-UZ"/>
-        </w:rPr>
-      </w:pPr>
-    </w:p>
-    <w:p>
-      <w:pPr>
-        <w:spacing w:after="0"/>
-        <w:ind w:firstLine="709"/>
-        <w:jc w:val="both"/>
-        <w:rPr>
-          <w:lang w:val="uz-Cyrl-UZ"/>
-        </w:rPr>
-      </w:pPr>
-    </w:p>
-    <w:p>
-      <w:pPr>
-        <w:spacing w:after="0"/>
-        <w:ind w:firstLine="709"/>
-        <w:jc w:val="both"/>
-        <w:rPr>
-          <w:lang w:val="uz-Cyrl-UZ"/>
-        </w:rPr>
-      </w:pPr>
+        <w:t>; +000 000 00 00</w:t>
+      </w:r>
+      <w:r>
+        <w:rPr>
+          <w:lang w:val="en-US"/>
+        </w:rPr>
+        <w:t xml:space="preserve"> (Bu yerda sizning raqamingiz bo’lishi mumkin)</w:t>
+      </w:r>
+      <w:r>
+        <w:rPr>
+          <w:lang w:val="uz-Cyrl-UZ"/>
+        </w:rPr>
+        <w:t xml:space="preserve"> </w:t>
+      </w:r>
+    </w:p>
+    <w:p>
+      <w:pPr>
+        <w:spacing w:after="0"/>
+        <w:ind w:firstLine="709"/>
+        <w:jc w:val="both"/>
+        <w:rPr>
+          <w:lang w:val="uz-Cyrl-UZ"/>
+        </w:rPr>
+      </w:pPr>
+    </w:p>
+    <w:p>
+      <w:pPr>
+        <w:spacing w:after="0"/>
+        <w:ind w:firstLine="709"/>
+        <w:jc w:val="both"/>
+        <w:rPr>
+          <w:lang w:val="uz-Cyrl-UZ"/>
+        </w:rPr>
+      </w:pPr>
+    </w:p>
+    <w:p>
+      <w:pPr>
+        <w:spacing w:after="0"/>
+        <w:ind w:firstLine="709"/>
+        <w:jc w:val="both"/>
+        <w:rPr>
+          <w:lang w:val="uz-Cyrl-UZ"/>
+        </w:rPr>
+      </w:pPr>
+    </w:p>
+    <w:p>
+      <w:pPr>
+        <w:spacing w:after="0"/>
+        <w:ind w:firstLine="709"/>
+        <w:jc w:val="both"/>
+        <w:rPr>
+          <w:lang w:val="uz-Cyrl-UZ"/>
+        </w:rPr>
+      </w:pPr>
+    </w:p>
+    <w:p>
+      <w:pPr>
+        <w:spacing w:after="0"/>
+        <w:ind w:firstLine="709"/>
+        <w:jc w:val="both"/>
+        <w:rPr>
+          <w:lang w:val="uz-Cyrl-UZ"/>
+        </w:rPr>
+      </w:pPr>
+    </w:p>
+    <w:p>
+      <w:pPr>
+        <w:spacing w:after="0"/>
+        <w:ind w:firstLine="709"/>
+        <w:jc w:val="both"/>
+        <w:rPr>
+          <w:lang w:val="uz-Cyrl-UZ"/>
+        </w:rPr>
+      </w:pPr>
+    </w:p>
+    <w:p>
+      <w:pPr>
+        <w:spacing w:after="0"/>
+        <w:ind w:firstLine="709"/>
+        <w:jc w:val="both"/>
+        <w:rPr>
+          <w:lang w:val="uz-Cyrl-UZ"/>
+        </w:rPr>
+      </w:pPr>
+    </w:p>
+    <w:p>
+      <w:pPr>
+        <w:spacing w:after="0"/>
+        <w:ind w:firstLine="709"/>
+        <w:jc w:val="both"/>
+        <w:rPr>
+          <w:lang w:val="uz-Cyrl-UZ"/>
+        </w:rPr>
+      </w:pPr>
+      <w:r>
+        <w:rPr>
+          <w:lang w:val="uz-Cyrl-UZ"/>
+        </w:rPr>
+        <w:t>Асаларилари оиласини қаердан сотиб олсам бўлади.</w:t>
+      </w:r>
+    </w:p>
+    <w:p>
+      <w:pPr>
+        <w:spacing w:after="0"/>
+        <w:ind w:firstLine="709"/>
+        <w:jc w:val="both"/>
+      </w:pPr>
+      <w:r>
+        <w:t>Асаларилари оиласини қаердан сотиб олсам булади.</w:t>
+      </w:r>
+    </w:p>
+    <w:p>
+      <w:pPr>
+        <w:spacing w:after="0"/>
+        <w:ind w:firstLine="709"/>
+        <w:jc w:val="both"/>
+      </w:pPr>
+      <w:r>
+        <w:t>Асаларилари онаси қаердан сотиб олсам бўлади.</w:t>
+      </w:r>
+    </w:p>
+    <w:p>
+      <w:pPr>
+        <w:spacing w:after="0"/>
+        <w:ind w:firstLine="709"/>
+        <w:jc w:val="both"/>
+      </w:pPr>
+      <w:r>
+        <w:t>Она арини қаердан сотиб олсам бўлади.</w:t>
+      </w:r>
+    </w:p>
+    <w:p>
+      <w:pPr>
+        <w:spacing w:after="0"/>
+        <w:ind w:firstLine="709"/>
+        <w:jc w:val="both"/>
+        <w:rPr>
+          <w:lang w:val="uz-Cyrl-UZ"/>
+        </w:rPr>
+      </w:pPr>
+      <w:r>
+        <w:rPr>
+          <w:lang w:val="uz-Cyrl-UZ"/>
+        </w:rPr>
+        <w:t>Асаларичилик жихозларини қаердан сотиб олсам бўлади</w:t>
+      </w:r>
+    </w:p>
+    <w:p>
+      <w:pPr>
+        <w:spacing w:after="0"/>
+        <w:ind w:firstLine="709"/>
+        <w:jc w:val="both"/>
+        <w:rPr>
+          <w:lang w:val="uz-Cyrl-UZ"/>
+        </w:rPr>
+      </w:pPr>
+      <w:r>
+        <w:rPr>
+          <w:lang w:val="uz-Cyrl-UZ"/>
+        </w:rPr>
+        <w:t>Асалари оиласини кредитга қаердан олсам бўлади.</w:t>
+      </w:r>
+    </w:p>
+    <w:p>
+      <w:pPr>
+        <w:spacing w:after="0"/>
+        <w:ind w:firstLine="709"/>
+        <w:jc w:val="both"/>
+      </w:pPr>
+      <w:r>
+        <w:t>Она асалари сотиб олиш.</w:t>
+      </w:r>
+    </w:p>
+    <w:p>
+      <w:pPr>
+        <w:spacing w:after="0"/>
+        <w:ind w:firstLine="709"/>
+        <w:jc w:val="both"/>
+      </w:pPr>
+      <w:r>
+        <w:t>Асаларилар сотиб олиш.</w:t>
+      </w:r>
+    </w:p>
+    <w:p>
+      <w:pPr>
+        <w:spacing w:after="0"/>
+        <w:ind w:firstLine="709"/>
+        <w:jc w:val="both"/>
+      </w:pPr>
+      <w:r>
+        <w:t>Асалари оиласини сотиб олиш.</w:t>
+      </w:r>
+    </w:p>
+    <w:p>
+      <w:pPr>
+        <w:spacing w:after="0"/>
+        <w:ind w:firstLine="709"/>
+        <w:jc w:val="both"/>
+      </w:pPr>
+      <w:r>
+        <w:t>Асалари зотларини сотиб олиш</w:t>
+      </w:r>
     </w:p>
     <w:p>
       <w:pPr>
@@ -591,14 +1129,842 @@
         </w:rPr>
         <w:t xml:space="preserve">Алоқа учун телефон рақам; +000 000 00 00 </w:t>
       </w:r>
-    </w:p>
-    <w:p>
-      <w:pPr>
-        <w:spacing w:after="0"/>
-        <w:ind w:firstLine="709"/>
-        <w:jc w:val="both"/>
-        <w:rPr>
-          <w:lang w:val="uz-Cyrl-UZ"/>
+      <w:r>
+        <w:rPr>
+          <w:lang w:val="uz-Cyrl-UZ"/>
+        </w:rPr>
+        <w:t>(Бу ерда сизнинг рақамингиз бўлиши мумкин. )</w:t>
+      </w:r>
+    </w:p>
+    <w:p>
+      <w:pPr>
+        <w:pStyle w:val="a3"/>
+        <w:spacing w:after="0"/>
+        <w:ind w:left="1069"/>
+        <w:jc w:val="both"/>
+        <w:rPr>
+          <w:lang w:val="uz-Cyrl-UZ"/>
+        </w:rPr>
+      </w:pPr>
+    </w:p>
+    <w:p>
+      <w:pPr>
+        <w:pStyle w:val="a3"/>
+        <w:spacing w:after="0"/>
+        <w:ind w:left="1069"/>
+        <w:jc w:val="both"/>
+        <w:rPr>
+          <w:lang w:val="uz-Cyrl-UZ"/>
+        </w:rPr>
+      </w:pPr>
+    </w:p>
+    <w:p>
+      <w:pPr>
+        <w:spacing w:before="100" w:beforeAutospacing="1" w:after="100" w:afterAutospacing="1"/>
+        <w:outlineLvl w:val="1"/>
+        <w:rPr>
+          <w:rFonts w:eastAsia="Times New Roman" w:cs="Times New Roman"/>
+          <w:b/>
+          <w:bCs/>
+          <w:sz w:val="36"/>
+          <w:szCs w:val="36"/>
+          <w:lang w:eastAsia="ru-RU"/>
+        </w:rPr>
+      </w:pPr>
+      <w:r>
+        <w:rPr>
+          <w:rFonts w:ascii="Segoe UI Emoji" w:eastAsia="Times New Roman" w:hAnsi="Segoe UI Emoji" w:cs="Segoe UI Emoji"/>
+          <w:b/>
+          <w:bCs/>
+          <w:sz w:val="36"/>
+          <w:szCs w:val="36"/>
+          <w:lang w:eastAsia="ru-RU"/>
+        </w:rPr>
+        <w:t>🇷🇺</w:t>
+      </w:r>
+      <w:r>
+        <w:rPr>
+          <w:rFonts w:eastAsia="Times New Roman" w:cs="Times New Roman"/>
+          <w:b/>
+          <w:bCs/>
+          <w:sz w:val="36"/>
+          <w:szCs w:val="36"/>
+          <w:lang w:eastAsia="ru-RU"/>
+        </w:rPr>
+        <w:t xml:space="preserve"> Русский язык</w:t>
+      </w:r>
+    </w:p>
+    <w:p>
+      <w:pPr>
+        <w:spacing w:before="100" w:beforeAutospacing="1" w:after="100" w:afterAutospacing="1"/>
+        <w:rPr>
+          <w:rFonts w:eastAsia="Times New Roman" w:cs="Times New Roman"/>
+          <w:sz w:val="24"/>
+          <w:szCs w:val="24"/>
+          <w:lang w:eastAsia="ru-RU"/>
+        </w:rPr>
+      </w:pPr>
+      <w:r>
+        <w:rPr>
+          <w:rFonts w:eastAsia="Times New Roman" w:cs="Times New Roman"/>
+          <w:sz w:val="24"/>
+          <w:szCs w:val="24"/>
+          <w:lang w:eastAsia="ru-RU"/>
+        </w:rPr>
+        <w:t>Где можно купить пчелиную семью.</w:t>
+      </w:r>
+      <w:r>
+        <w:rPr>
+          <w:rFonts w:eastAsia="Times New Roman" w:cs="Times New Roman"/>
+          <w:sz w:val="24"/>
+          <w:szCs w:val="24"/>
+          <w:lang w:eastAsia="ru-RU"/>
+        </w:rPr>
+        <w:br/>
+        <w:t>Где можно приобрести пчелиную семью.</w:t>
+      </w:r>
+      <w:r>
+        <w:rPr>
+          <w:rFonts w:eastAsia="Times New Roman" w:cs="Times New Roman"/>
+          <w:sz w:val="24"/>
+          <w:szCs w:val="24"/>
+          <w:lang w:eastAsia="ru-RU"/>
+        </w:rPr>
+        <w:br/>
+        <w:t>Где можно купить пчелиную матку.</w:t>
+      </w:r>
+      <w:r>
+        <w:rPr>
+          <w:rFonts w:eastAsia="Times New Roman" w:cs="Times New Roman"/>
+          <w:sz w:val="24"/>
+          <w:szCs w:val="24"/>
+          <w:lang w:eastAsia="ru-RU"/>
+        </w:rPr>
+        <w:br/>
+        <w:t>Где можно приобрести матку пчелы.</w:t>
+      </w:r>
+      <w:r>
+        <w:rPr>
+          <w:rFonts w:eastAsia="Times New Roman" w:cs="Times New Roman"/>
+          <w:sz w:val="24"/>
+          <w:szCs w:val="24"/>
+          <w:lang w:eastAsia="ru-RU"/>
+        </w:rPr>
+        <w:br/>
+        <w:t>Где можно купить оборудование для пчеловодства.</w:t>
+      </w:r>
+      <w:r>
+        <w:rPr>
+          <w:rFonts w:eastAsia="Times New Roman" w:cs="Times New Roman"/>
+          <w:sz w:val="24"/>
+          <w:szCs w:val="24"/>
+          <w:lang w:eastAsia="ru-RU"/>
+        </w:rPr>
+        <w:br/>
+        <w:t>Где можно приобрести пчелиную семью в кредит.</w:t>
+      </w:r>
+    </w:p>
+    <w:p>
+      <w:pPr>
+        <w:spacing w:before="100" w:beforeAutospacing="1" w:after="100" w:afterAutospacing="1"/>
+        <w:rPr>
+          <w:rFonts w:eastAsia="Times New Roman" w:cs="Times New Roman"/>
+          <w:sz w:val="24"/>
+          <w:szCs w:val="24"/>
+          <w:lang w:eastAsia="ru-RU"/>
+        </w:rPr>
+      </w:pPr>
+      <w:r>
+        <w:rPr>
+          <w:rFonts w:eastAsia="Times New Roman" w:cs="Times New Roman"/>
+          <w:sz w:val="24"/>
+          <w:szCs w:val="24"/>
+          <w:lang w:eastAsia="ru-RU"/>
+        </w:rPr>
+        <w:t>Покупка пчелиной матки.</w:t>
+      </w:r>
+      <w:r>
+        <w:rPr>
+          <w:rFonts w:eastAsia="Times New Roman" w:cs="Times New Roman"/>
+          <w:sz w:val="24"/>
+          <w:szCs w:val="24"/>
+          <w:lang w:eastAsia="ru-RU"/>
+        </w:rPr>
+        <w:br/>
+        <w:t>Покупка пчёл.</w:t>
+      </w:r>
+      <w:r>
+        <w:rPr>
+          <w:rFonts w:eastAsia="Times New Roman" w:cs="Times New Roman"/>
+          <w:sz w:val="24"/>
+          <w:szCs w:val="24"/>
+          <w:lang w:eastAsia="ru-RU"/>
+        </w:rPr>
+        <w:br/>
+        <w:t>Покупка пчелиной семьи.</w:t>
+      </w:r>
+      <w:r>
+        <w:rPr>
+          <w:rFonts w:eastAsia="Times New Roman" w:cs="Times New Roman"/>
+          <w:sz w:val="24"/>
+          <w:szCs w:val="24"/>
+          <w:lang w:eastAsia="ru-RU"/>
+        </w:rPr>
+        <w:br/>
+        <w:t>Покупка пород пчёл.</w:t>
+      </w:r>
+    </w:p>
+    <w:p>
+      <w:pPr>
+        <w:spacing w:before="100" w:beforeAutospacing="1" w:after="100" w:afterAutospacing="1"/>
+        <w:rPr>
+          <w:rFonts w:eastAsia="Times New Roman" w:cs="Times New Roman"/>
+          <w:sz w:val="24"/>
+          <w:szCs w:val="24"/>
+          <w:lang w:eastAsia="ru-RU"/>
+        </w:rPr>
+      </w:pPr>
+      <w:r>
+        <w:rPr>
+          <w:rFonts w:eastAsia="Times New Roman" w:cs="Times New Roman"/>
+          <w:sz w:val="24"/>
+          <w:szCs w:val="24"/>
+          <w:lang w:eastAsia="ru-RU"/>
+        </w:rPr>
+        <w:t xml:space="preserve">Мы осуществляем поставку </w:t>
+      </w:r>
+      <w:r>
+        <w:rPr>
+          <w:rFonts w:eastAsia="Times New Roman" w:cs="Times New Roman"/>
+          <w:b/>
+          <w:bCs/>
+          <w:sz w:val="24"/>
+          <w:szCs w:val="24"/>
+          <w:lang w:eastAsia="ru-RU"/>
+        </w:rPr>
+        <w:t>качественных и чистопородных пчелиных маток</w:t>
+      </w:r>
+      <w:r>
+        <w:rPr>
+          <w:rFonts w:eastAsia="Times New Roman" w:cs="Times New Roman"/>
+          <w:sz w:val="24"/>
+          <w:szCs w:val="24"/>
+          <w:lang w:eastAsia="ru-RU"/>
+        </w:rPr>
+        <w:t xml:space="preserve"> по предварительному заказу.</w:t>
+      </w:r>
+    </w:p>
+    <w:p>
+      <w:pPr>
+        <w:spacing w:before="100" w:beforeAutospacing="1" w:after="100" w:afterAutospacing="1"/>
+        <w:rPr>
+          <w:rFonts w:eastAsia="Times New Roman" w:cs="Times New Roman"/>
+          <w:sz w:val="24"/>
+          <w:szCs w:val="24"/>
+          <w:lang w:eastAsia="ru-RU"/>
+        </w:rPr>
+      </w:pPr>
+      <w:r>
+        <w:rPr>
+          <w:rFonts w:eastAsia="Times New Roman" w:cs="Times New Roman"/>
+          <w:b/>
+          <w:bCs/>
+          <w:sz w:val="24"/>
+          <w:szCs w:val="24"/>
+          <w:lang w:eastAsia="ru-RU"/>
+        </w:rPr>
+        <w:t>Доступные породы:</w:t>
+      </w:r>
+    </w:p>
+    <w:p>
+      <w:pPr>
+        <w:numPr>
+          <w:ilvl w:val="0"/>
+          <w:numId w:val="2"/>
+        </w:numPr>
+        <w:spacing w:before="100" w:beforeAutospacing="1" w:after="100" w:afterAutospacing="1"/>
+        <w:rPr>
+          <w:rFonts w:eastAsia="Times New Roman" w:cs="Times New Roman"/>
+          <w:sz w:val="24"/>
+          <w:szCs w:val="24"/>
+          <w:lang w:eastAsia="ru-RU"/>
+        </w:rPr>
+      </w:pPr>
+      <w:r>
+        <w:rPr>
+          <w:rFonts w:eastAsia="Times New Roman" w:cs="Times New Roman"/>
+          <w:sz w:val="24"/>
+          <w:szCs w:val="24"/>
+          <w:lang w:eastAsia="ru-RU"/>
+        </w:rPr>
+        <w:t>Карника</w:t>
+      </w:r>
+    </w:p>
+    <w:p>
+      <w:pPr>
+        <w:numPr>
+          <w:ilvl w:val="0"/>
+          <w:numId w:val="2"/>
+        </w:numPr>
+        <w:spacing w:before="100" w:beforeAutospacing="1" w:after="100" w:afterAutospacing="1"/>
+        <w:rPr>
+          <w:rFonts w:eastAsia="Times New Roman" w:cs="Times New Roman"/>
+          <w:sz w:val="24"/>
+          <w:szCs w:val="24"/>
+          <w:lang w:eastAsia="ru-RU"/>
+        </w:rPr>
+      </w:pPr>
+      <w:r>
+        <w:rPr>
+          <w:rFonts w:eastAsia="Times New Roman" w:cs="Times New Roman"/>
+          <w:sz w:val="24"/>
+          <w:szCs w:val="24"/>
+          <w:lang w:eastAsia="ru-RU"/>
+        </w:rPr>
+        <w:t>Кордован</w:t>
+      </w:r>
+    </w:p>
+    <w:p>
+      <w:pPr>
+        <w:numPr>
+          <w:ilvl w:val="0"/>
+          <w:numId w:val="2"/>
+        </w:numPr>
+        <w:spacing w:before="100" w:beforeAutospacing="1" w:after="100" w:afterAutospacing="1"/>
+        <w:rPr>
+          <w:rFonts w:eastAsia="Times New Roman" w:cs="Times New Roman"/>
+          <w:sz w:val="24"/>
+          <w:szCs w:val="24"/>
+          <w:lang w:eastAsia="ru-RU"/>
+        </w:rPr>
+      </w:pPr>
+      <w:r>
+        <w:rPr>
+          <w:rFonts w:eastAsia="Times New Roman" w:cs="Times New Roman"/>
+          <w:sz w:val="24"/>
+          <w:szCs w:val="24"/>
+          <w:lang w:eastAsia="ru-RU"/>
+        </w:rPr>
+        <w:t>Итальянская порода</w:t>
+      </w:r>
+    </w:p>
+    <w:p>
+      <w:pPr>
+        <w:numPr>
+          <w:ilvl w:val="0"/>
+          <w:numId w:val="2"/>
+        </w:numPr>
+        <w:spacing w:before="100" w:beforeAutospacing="1" w:after="100" w:afterAutospacing="1"/>
+        <w:rPr>
+          <w:rFonts w:eastAsia="Times New Roman" w:cs="Times New Roman"/>
+          <w:sz w:val="24"/>
+          <w:szCs w:val="24"/>
+          <w:lang w:eastAsia="ru-RU"/>
+        </w:rPr>
+      </w:pPr>
+      <w:r>
+        <w:rPr>
+          <w:rFonts w:eastAsia="Times New Roman" w:cs="Times New Roman"/>
+          <w:sz w:val="24"/>
+          <w:szCs w:val="24"/>
+          <w:lang w:eastAsia="ru-RU"/>
+        </w:rPr>
+        <w:t>Бакфаст</w:t>
+      </w:r>
+    </w:p>
+    <w:p>
+      <w:pPr>
+        <w:spacing w:before="100" w:beforeAutospacing="1" w:after="100" w:afterAutospacing="1"/>
+        <w:rPr>
+          <w:rFonts w:eastAsia="Times New Roman" w:cs="Times New Roman"/>
+          <w:sz w:val="24"/>
+          <w:szCs w:val="24"/>
+          <w:lang w:eastAsia="ru-RU"/>
+        </w:rPr>
+      </w:pPr>
+      <w:r>
+        <w:rPr>
+          <w:rFonts w:eastAsia="Times New Roman" w:cs="Times New Roman"/>
+          <w:sz w:val="24"/>
+          <w:szCs w:val="24"/>
+          <w:lang w:eastAsia="ru-RU"/>
+        </w:rPr>
+        <w:t>Доставка по всем областям, городам и районам Узбекистана.</w:t>
+      </w:r>
+    </w:p>
+    <w:p>
+      <w:pPr>
+        <w:spacing w:before="100" w:beforeAutospacing="1" w:after="100" w:afterAutospacing="1"/>
+        <w:rPr>
+          <w:rFonts w:eastAsia="Times New Roman" w:cs="Times New Roman"/>
+          <w:sz w:val="24"/>
+          <w:szCs w:val="24"/>
+          <w:lang w:eastAsia="ru-RU"/>
+        </w:rPr>
+      </w:pPr>
+      <w:r>
+        <w:rPr>
+          <w:rFonts w:ascii="Segoe UI Emoji" w:eastAsia="Times New Roman" w:hAnsi="Segoe UI Emoji" w:cs="Segoe UI Emoji"/>
+          <w:sz w:val="24"/>
+          <w:szCs w:val="24"/>
+          <w:lang w:eastAsia="ru-RU"/>
+        </w:rPr>
+        <w:t>📞</w:t>
+      </w:r>
+      <w:r>
+        <w:rPr>
+          <w:rFonts w:eastAsia="Times New Roman" w:cs="Times New Roman"/>
+          <w:sz w:val="24"/>
+          <w:szCs w:val="24"/>
+          <w:lang w:eastAsia="ru-RU"/>
+        </w:rPr>
+        <w:t xml:space="preserve"> Контактный телефон: </w:t>
+      </w:r>
+      <w:r>
+        <w:rPr>
+          <w:rFonts w:eastAsia="Times New Roman" w:cs="Times New Roman"/>
+          <w:b/>
+          <w:bCs/>
+          <w:sz w:val="24"/>
+          <w:szCs w:val="24"/>
+          <w:lang w:eastAsia="ru-RU"/>
+        </w:rPr>
+        <w:t>+000 000 00 00</w:t>
+      </w:r>
+      <w:r>
+        <w:rPr>
+          <w:rFonts w:eastAsia="Times New Roman" w:cs="Times New Roman"/>
+          <w:sz w:val="24"/>
+          <w:szCs w:val="24"/>
+          <w:lang w:eastAsia="ru-RU"/>
+        </w:rPr>
+        <w:br/>
+        <w:t>(Здесь может быть указан ваш номер)</w:t>
+      </w:r>
+    </w:p>
+    <w:p>
+      <w:pPr>
+        <w:spacing w:after="0"/>
+        <w:rPr>
+          <w:rFonts w:eastAsia="Times New Roman" w:cs="Times New Roman"/>
+          <w:sz w:val="24"/>
+          <w:szCs w:val="24"/>
+          <w:lang w:eastAsia="ru-RU"/>
+        </w:rPr>
+      </w:pPr>
+      <w:r>
+        <w:rPr>
+          <w:rFonts w:eastAsia="Times New Roman" w:cs="Times New Roman"/>
+          <w:sz w:val="24"/>
+          <w:szCs w:val="24"/>
+          <w:lang w:eastAsia="ru-RU"/>
+        </w:rPr>
+        <w:pict w14:anchorId="288331AB">
+          <v:rect id="_x0000_i1025" style="width:0;height:1.5pt" o:hralign="center" o:hrstd="t" o:hr="t" fillcolor="#a0a0a0" stroked="f"/>
+        </w:pict>
+      </w:r>
+    </w:p>
+    <w:p>
+      <w:pPr>
+        <w:spacing w:before="100" w:beforeAutospacing="1" w:after="100" w:afterAutospacing="1"/>
+        <w:outlineLvl w:val="1"/>
+        <w:rPr>
+          <w:rFonts w:eastAsia="Times New Roman" w:cs="Times New Roman"/>
+          <w:b/>
+          <w:bCs/>
+          <w:sz w:val="36"/>
+          <w:szCs w:val="36"/>
+          <w:lang w:eastAsia="ru-RU"/>
+        </w:rPr>
+      </w:pPr>
+      <w:r>
+        <w:rPr>
+          <w:rFonts w:ascii="Segoe UI Emoji" w:eastAsia="Times New Roman" w:hAnsi="Segoe UI Emoji" w:cs="Segoe UI Emoji"/>
+          <w:b/>
+          <w:bCs/>
+          <w:sz w:val="36"/>
+          <w:szCs w:val="36"/>
+          <w:lang w:eastAsia="ru-RU"/>
+        </w:rPr>
+        <w:t>🇬🇧</w:t>
+      </w:r>
+      <w:r>
+        <w:rPr>
+          <w:rFonts w:eastAsia="Times New Roman" w:cs="Times New Roman"/>
+          <w:b/>
+          <w:bCs/>
+          <w:sz w:val="36"/>
+          <w:szCs w:val="36"/>
+          <w:lang w:eastAsia="ru-RU"/>
+        </w:rPr>
+        <w:t xml:space="preserve"> English</w:t>
+      </w:r>
+    </w:p>
+    <w:p>
+      <w:pPr>
+        <w:spacing w:before="100" w:beforeAutospacing="1" w:after="100" w:afterAutospacing="1"/>
+        <w:rPr>
+          <w:rFonts w:eastAsia="Times New Roman" w:cs="Times New Roman"/>
+          <w:sz w:val="24"/>
+          <w:szCs w:val="24"/>
+          <w:lang w:val="en-US" w:eastAsia="ru-RU"/>
+        </w:rPr>
+      </w:pPr>
+      <w:r>
+        <w:rPr>
+          <w:rFonts w:eastAsia="Times New Roman" w:cs="Times New Roman"/>
+          <w:sz w:val="24"/>
+          <w:szCs w:val="24"/>
+          <w:lang w:val="en-US" w:eastAsia="ru-RU"/>
+        </w:rPr>
+        <w:t>Where can I buy a bee colony?</w:t>
+      </w:r>
+      <w:r>
+        <w:rPr>
+          <w:rFonts w:eastAsia="Times New Roman" w:cs="Times New Roman"/>
+          <w:sz w:val="24"/>
+          <w:szCs w:val="24"/>
+          <w:lang w:val="en-US" w:eastAsia="ru-RU"/>
+        </w:rPr>
+        <w:br/>
+        <w:t>Where can I purchase a bee family?</w:t>
+      </w:r>
+      <w:r>
+        <w:rPr>
+          <w:rFonts w:eastAsia="Times New Roman" w:cs="Times New Roman"/>
+          <w:sz w:val="24"/>
+          <w:szCs w:val="24"/>
+          <w:lang w:val="en-US" w:eastAsia="ru-RU"/>
+        </w:rPr>
+        <w:br/>
+        <w:t>Where can I buy a queen bee?</w:t>
+      </w:r>
+      <w:r>
+        <w:rPr>
+          <w:rFonts w:eastAsia="Times New Roman" w:cs="Times New Roman"/>
+          <w:sz w:val="24"/>
+          <w:szCs w:val="24"/>
+          <w:lang w:val="en-US" w:eastAsia="ru-RU"/>
+        </w:rPr>
+        <w:br/>
+        <w:t>Where can I purchase a queen bee?</w:t>
+      </w:r>
+      <w:r>
+        <w:rPr>
+          <w:rFonts w:eastAsia="Times New Roman" w:cs="Times New Roman"/>
+          <w:sz w:val="24"/>
+          <w:szCs w:val="24"/>
+          <w:lang w:val="en-US" w:eastAsia="ru-RU"/>
+        </w:rPr>
+        <w:br/>
+        <w:t>Where can I buy beekeeping equipment?</w:t>
+      </w:r>
+      <w:r>
+        <w:rPr>
+          <w:rFonts w:eastAsia="Times New Roman" w:cs="Times New Roman"/>
+          <w:sz w:val="24"/>
+          <w:szCs w:val="24"/>
+          <w:lang w:val="en-US" w:eastAsia="ru-RU"/>
+        </w:rPr>
+        <w:br/>
+        <w:t>Where can I buy a bee colony on credit?</w:t>
+      </w:r>
+    </w:p>
+    <w:p>
+      <w:pPr>
+        <w:spacing w:before="100" w:beforeAutospacing="1" w:after="100" w:afterAutospacing="1"/>
+        <w:rPr>
+          <w:rFonts w:eastAsia="Times New Roman" w:cs="Times New Roman"/>
+          <w:sz w:val="24"/>
+          <w:szCs w:val="24"/>
+          <w:lang w:val="en-US" w:eastAsia="ru-RU"/>
+        </w:rPr>
+      </w:pPr>
+      <w:r>
+        <w:rPr>
+          <w:rFonts w:eastAsia="Times New Roman" w:cs="Times New Roman"/>
+          <w:sz w:val="24"/>
+          <w:szCs w:val="24"/>
+          <w:lang w:val="en-US" w:eastAsia="ru-RU"/>
+        </w:rPr>
+        <w:t>Buying a queen bee.</w:t>
+      </w:r>
+      <w:r>
+        <w:rPr>
+          <w:rFonts w:eastAsia="Times New Roman" w:cs="Times New Roman"/>
+          <w:sz w:val="24"/>
+          <w:szCs w:val="24"/>
+          <w:lang w:val="en-US" w:eastAsia="ru-RU"/>
+        </w:rPr>
+        <w:br/>
+        <w:t>Buying bees.</w:t>
+      </w:r>
+      <w:r>
+        <w:rPr>
+          <w:rFonts w:eastAsia="Times New Roman" w:cs="Times New Roman"/>
+          <w:sz w:val="24"/>
+          <w:szCs w:val="24"/>
+          <w:lang w:val="en-US" w:eastAsia="ru-RU"/>
+        </w:rPr>
+        <w:br/>
+      </w:r>
+      <w:r>
+        <w:rPr>
+          <w:rFonts w:eastAsia="Times New Roman" w:cs="Times New Roman"/>
+          <w:sz w:val="24"/>
+          <w:szCs w:val="24"/>
+          <w:lang w:val="en-US" w:eastAsia="ru-RU"/>
+        </w:rPr>
+        <w:lastRenderedPageBreak/>
+        <w:t>Buying a bee colony.</w:t>
+      </w:r>
+      <w:r>
+        <w:rPr>
+          <w:rFonts w:eastAsia="Times New Roman" w:cs="Times New Roman"/>
+          <w:sz w:val="24"/>
+          <w:szCs w:val="24"/>
+          <w:lang w:val="en-US" w:eastAsia="ru-RU"/>
+        </w:rPr>
+        <w:br/>
+        <w:t>Buying bee breeds.</w:t>
+      </w:r>
+    </w:p>
+    <w:p>
+      <w:pPr>
+        <w:spacing w:before="100" w:beforeAutospacing="1" w:after="100" w:afterAutospacing="1"/>
+        <w:rPr>
+          <w:rFonts w:eastAsia="Times New Roman" w:cs="Times New Roman"/>
+          <w:sz w:val="24"/>
+          <w:szCs w:val="24"/>
+          <w:lang w:val="en-US" w:eastAsia="ru-RU"/>
+        </w:rPr>
+      </w:pPr>
+      <w:r>
+        <w:rPr>
+          <w:rFonts w:eastAsia="Times New Roman" w:cs="Times New Roman"/>
+          <w:sz w:val="24"/>
+          <w:szCs w:val="24"/>
+          <w:lang w:val="en-US" w:eastAsia="ru-RU"/>
+        </w:rPr>
+        <w:t xml:space="preserve">We supply </w:t>
+      </w:r>
+      <w:r>
+        <w:rPr>
+          <w:rFonts w:eastAsia="Times New Roman" w:cs="Times New Roman"/>
+          <w:b/>
+          <w:bCs/>
+          <w:sz w:val="24"/>
+          <w:szCs w:val="24"/>
+          <w:lang w:val="en-US" w:eastAsia="ru-RU"/>
+        </w:rPr>
+        <w:t>high-quality, purebred queen bees</w:t>
+      </w:r>
+      <w:r>
+        <w:rPr>
+          <w:rFonts w:eastAsia="Times New Roman" w:cs="Times New Roman"/>
+          <w:sz w:val="24"/>
+          <w:szCs w:val="24"/>
+          <w:lang w:val="en-US" w:eastAsia="ru-RU"/>
+        </w:rPr>
+        <w:t xml:space="preserve"> by pre-order.</w:t>
+      </w:r>
+    </w:p>
+    <w:p>
+      <w:pPr>
+        <w:spacing w:before="100" w:beforeAutospacing="1" w:after="100" w:afterAutospacing="1"/>
+        <w:rPr>
+          <w:rFonts w:eastAsia="Times New Roman" w:cs="Times New Roman"/>
+          <w:sz w:val="24"/>
+          <w:szCs w:val="24"/>
+          <w:lang w:eastAsia="ru-RU"/>
+        </w:rPr>
+      </w:pPr>
+      <w:r>
+        <w:rPr>
+          <w:rFonts w:eastAsia="Times New Roman" w:cs="Times New Roman"/>
+          <w:b/>
+          <w:bCs/>
+          <w:sz w:val="24"/>
+          <w:szCs w:val="24"/>
+          <w:lang w:eastAsia="ru-RU"/>
+        </w:rPr>
+        <w:t>Available breeds:</w:t>
+      </w:r>
+    </w:p>
+    <w:p>
+      <w:pPr>
+        <w:numPr>
+          <w:ilvl w:val="0"/>
+          <w:numId w:val="3"/>
+        </w:numPr>
+        <w:spacing w:before="100" w:beforeAutospacing="1" w:after="100" w:afterAutospacing="1"/>
+        <w:rPr>
+          <w:rFonts w:eastAsia="Times New Roman" w:cs="Times New Roman"/>
+          <w:sz w:val="24"/>
+          <w:szCs w:val="24"/>
+          <w:lang w:eastAsia="ru-RU"/>
+        </w:rPr>
+      </w:pPr>
+      <w:r>
+        <w:rPr>
+          <w:rFonts w:eastAsia="Times New Roman" w:cs="Times New Roman"/>
+          <w:sz w:val="24"/>
+          <w:szCs w:val="24"/>
+          <w:lang w:eastAsia="ru-RU"/>
+        </w:rPr>
+        <w:t>Carniolan (Carnica)</w:t>
+      </w:r>
+    </w:p>
+    <w:p>
+      <w:pPr>
+        <w:numPr>
+          <w:ilvl w:val="0"/>
+          <w:numId w:val="3"/>
+        </w:numPr>
+        <w:spacing w:before="100" w:beforeAutospacing="1" w:after="100" w:afterAutospacing="1"/>
+        <w:rPr>
+          <w:rFonts w:eastAsia="Times New Roman" w:cs="Times New Roman"/>
+          <w:sz w:val="24"/>
+          <w:szCs w:val="24"/>
+          <w:lang w:eastAsia="ru-RU"/>
+        </w:rPr>
+      </w:pPr>
+      <w:r>
+        <w:rPr>
+          <w:rFonts w:eastAsia="Times New Roman" w:cs="Times New Roman"/>
+          <w:sz w:val="24"/>
+          <w:szCs w:val="24"/>
+          <w:lang w:eastAsia="ru-RU"/>
+        </w:rPr>
+        <w:t>Cordovan</w:t>
+      </w:r>
+    </w:p>
+    <w:p>
+      <w:pPr>
+        <w:numPr>
+          <w:ilvl w:val="0"/>
+          <w:numId w:val="3"/>
+        </w:numPr>
+        <w:spacing w:before="100" w:beforeAutospacing="1" w:after="100" w:afterAutospacing="1"/>
+        <w:rPr>
+          <w:rFonts w:eastAsia="Times New Roman" w:cs="Times New Roman"/>
+          <w:sz w:val="24"/>
+          <w:szCs w:val="24"/>
+          <w:lang w:eastAsia="ru-RU"/>
+        </w:rPr>
+      </w:pPr>
+      <w:r>
+        <w:rPr>
+          <w:rFonts w:eastAsia="Times New Roman" w:cs="Times New Roman"/>
+          <w:sz w:val="24"/>
+          <w:szCs w:val="24"/>
+          <w:lang w:eastAsia="ru-RU"/>
+        </w:rPr>
+        <w:t>Italian breed</w:t>
+      </w:r>
+    </w:p>
+    <w:p>
+      <w:pPr>
+        <w:numPr>
+          <w:ilvl w:val="0"/>
+          <w:numId w:val="3"/>
+        </w:numPr>
+        <w:spacing w:before="100" w:beforeAutospacing="1" w:after="100" w:afterAutospacing="1"/>
+        <w:rPr>
+          <w:rFonts w:eastAsia="Times New Roman" w:cs="Times New Roman"/>
+          <w:sz w:val="24"/>
+          <w:szCs w:val="24"/>
+          <w:lang w:eastAsia="ru-RU"/>
+        </w:rPr>
+      </w:pPr>
+      <w:r>
+        <w:rPr>
+          <w:rFonts w:eastAsia="Times New Roman" w:cs="Times New Roman"/>
+          <w:sz w:val="24"/>
+          <w:szCs w:val="24"/>
+          <w:lang w:eastAsia="ru-RU"/>
+        </w:rPr>
+        <w:t>Buckfast</w:t>
+      </w:r>
+    </w:p>
+    <w:p>
+      <w:pPr>
+        <w:spacing w:before="100" w:beforeAutospacing="1" w:after="100" w:afterAutospacing="1"/>
+        <w:rPr>
+          <w:rFonts w:eastAsia="Times New Roman" w:cs="Times New Roman"/>
+          <w:sz w:val="24"/>
+          <w:szCs w:val="24"/>
+          <w:lang w:val="en-US" w:eastAsia="ru-RU"/>
+        </w:rPr>
+      </w:pPr>
+      <w:r>
+        <w:rPr>
+          <w:rFonts w:eastAsia="Times New Roman" w:cs="Times New Roman"/>
+          <w:sz w:val="24"/>
+          <w:szCs w:val="24"/>
+          <w:lang w:val="en-US" w:eastAsia="ru-RU"/>
+        </w:rPr>
+        <w:t>Delivery is available to all regions, cities, and districts of Uzbekistan.</w:t>
+      </w:r>
+    </w:p>
+    <w:p>
+      <w:pPr>
+        <w:spacing w:before="100" w:beforeAutospacing="1" w:after="100" w:afterAutospacing="1"/>
+        <w:rPr>
+          <w:rFonts w:eastAsia="Times New Roman" w:cs="Times New Roman"/>
+          <w:sz w:val="24"/>
+          <w:szCs w:val="24"/>
+          <w:lang w:val="en-US" w:eastAsia="ru-RU"/>
+        </w:rPr>
+      </w:pPr>
+      <w:r>
+        <w:rPr>
+          <w:rFonts w:ascii="Segoe UI Emoji" w:eastAsia="Times New Roman" w:hAnsi="Segoe UI Emoji" w:cs="Segoe UI Emoji"/>
+          <w:sz w:val="24"/>
+          <w:szCs w:val="24"/>
+          <w:lang w:eastAsia="ru-RU"/>
+        </w:rPr>
+        <w:t>📞</w:t>
+      </w:r>
+      <w:r>
+        <w:rPr>
+          <w:rFonts w:eastAsia="Times New Roman" w:cs="Times New Roman"/>
+          <w:sz w:val="24"/>
+          <w:szCs w:val="24"/>
+          <w:lang w:val="en-US" w:eastAsia="ru-RU"/>
+        </w:rPr>
+        <w:t xml:space="preserve"> Contact phone number: </w:t>
+      </w:r>
+      <w:r>
+        <w:rPr>
+          <w:rFonts w:eastAsia="Times New Roman" w:cs="Times New Roman"/>
+          <w:b/>
+          <w:bCs/>
+          <w:sz w:val="24"/>
+          <w:szCs w:val="24"/>
+          <w:lang w:val="en-US" w:eastAsia="ru-RU"/>
+        </w:rPr>
+        <w:t>+000 000 00 00</w:t>
+      </w:r>
+      <w:r>
+        <w:rPr>
+          <w:rFonts w:eastAsia="Times New Roman" w:cs="Times New Roman"/>
+          <w:sz w:val="24"/>
+          <w:szCs w:val="24"/>
+          <w:lang w:val="en-US" w:eastAsia="ru-RU"/>
+        </w:rPr>
+        <w:br/>
+        <w:t>(Your phone number can be placed here)</w:t>
+      </w:r>
+    </w:p>
+    <w:p>
+      <w:pPr>
+        <w:pStyle w:val="a3"/>
+        <w:spacing w:after="0"/>
+        <w:ind w:left="1069"/>
+        <w:jc w:val="both"/>
+        <w:rPr>
+          <w:lang w:val="en-US"/>
         </w:rPr>
       </w:pPr>
       <w:bookmarkStart w:id="0" w:name="_GoBack"/>
@@ -617,6 +1983,119 @@
 <file path=word/numbering.xml><?xml version="1.0" encoding="utf-8"?>
 <w:numbering xmlns:wpc="http://schemas.microsoft.com/office/word/2010/wordprocessingCanvas" xmlns:cx="http://schemas.microsoft.com/office/drawing/2014/chartex" xmlns:cx1="http://schemas.microsoft.com/office/drawing/2015/9/8/chartex" xmlns:cx2="http://schemas.microsoft.com/office/drawing/2015/10/21/chartex" xmlns:cx3="http://schemas.microsoft.com/office/drawing/2016/5/9/chartex" xmlns:cx4="http://schemas.microsoft.com/office/drawing/2016/5/10/chartex" xmlns:cx5="http://schemas.microsoft.com/office/drawing/2016/5/11/chartex" xmlns:cx6="http://schemas.microsoft.com/office/drawing/2016/5/12/chartex" xmlns:cx7="http://schemas.microsoft.com/office/drawing/2016/5/13/chartex" xmlns:cx8="http://schemas.microsoft.com/office/drawing/2016/5/14/chartex" xmlns:mc="http://schemas.openxmlformats.org/markup-compatibility/2006" xmlns:aink="http://schemas.microsoft.com/office/drawing/2016/ink" xmlns:am3d="http://schemas.microsoft.com/office/drawing/2017/model3d" xmlns:o="urn:schemas-microsoft-com:office:office" xmlns:r="http://schemas.openxmlformats.org/officeDocument/2006/relationships" xmlns:m="http://schemas.openxmlformats.org/officeDocument/2006/math" xmlns:v="urn:schemas-microsoft-com:vml" xmlns:wp14="http://schemas.microsoft.com/office/word/2010/wordprocessingDrawing" xmlns:wp="http://schemas.openxmlformats.org/drawingml/2006/wordprocessingDrawing" xmlns:w10="urn:schemas-microsoft-com:office:word" xmlns:w="http://schemas.openxmlformats.org/wordprocessingml/2006/main" xmlns:w14="http://schemas.microsoft.com/office/word/2010/wordml" xmlns:w15="http://schemas.microsoft.com/office/word/2012/wordml" xmlns:w16cex="http://schemas.microsoft.com/office/word/2018/wordml/cex" xmlns:w16cid="http://schemas.microsoft.com/office/word/2016/wordml/cid" xmlns:w16="http://schemas.microsoft.com/office/word/2018/wordml" xmlns:w16se="http://schemas.microsoft.com/office/word/2015/wordml/symex" xmlns:wpg="http://schemas.microsoft.com/office/word/2010/wordprocessingGroup" xmlns:wpi="http://schemas.microsoft.com/office/word/2010/wordprocessingInk" xmlns:wne="http://schemas.microsoft.com/office/word/2006/wordml" xmlns:wps="http://schemas.microsoft.com/office/word/2010/wordprocessingShape" mc:Ignorable="w14 w15 w16se w16cid w16 w16cex wp14">
   <w:abstractNum w:abstractNumId="0" w15:restartNumberingAfterBreak="0">
+    <w:nsid w:val="24AB775B"/>
+    <w:multiLevelType w:val="multilevel"/>
+    <w:tmpl w:val="5E52CBA6"/>
+    <w:lvl w:ilvl="0">
+      <w:start w:val="1"/>
+      <w:numFmt w:val="decimal"/>
+      <w:lvlText w:val="%1."/>
+      <w:lvlJc w:val="left"/>
+      <w:pPr>
+        <w:tabs>
+          <w:tab w:val="num" w:pos="720"/>
+        </w:tabs>
+        <w:ind w:left="720" w:hanging="360"/>
+      </w:pPr>
+    </w:lvl>
+    <w:lvl w:ilvl="1" w:tentative="1">
+      <w:start w:val="1"/>
+      <w:numFmt w:val="decimal"/>
+      <w:lvlText w:val="%2."/>
+      <w:lvlJc w:val="left"/>
+      <w:pPr>
+        <w:tabs>
+          <w:tab w:val="num" w:pos="1440"/>
+        </w:tabs>
+        <w:ind w:left="1440" w:hanging="360"/>
+      </w:pPr>
+    </w:lvl>
+    <w:lvl w:ilvl="2" w:tentative="1">
+      <w:start w:val="1"/>
+      <w:numFmt w:val="decimal"/>
+      <w:lvlText w:val="%3."/>
+      <w:lvlJc w:val="left"/>
+      <w:pPr>
+        <w:tabs>
+          <w:tab w:val="num" w:pos="2160"/>
+        </w:tabs>
+        <w:ind w:left="2160" w:hanging="360"/>
+      </w:pPr>
+    </w:lvl>
+    <w:lvl w:ilvl="3" w:tentative="1">
+      <w:start w:val="1"/>
+      <w:numFmt w:val="decimal"/>
+      <w:lvlText w:val="%4."/>
+      <w:lvlJc w:val="left"/>
+      <w:pPr>
+        <w:tabs>
+          <w:tab w:val="num" w:pos="2880"/>
+        </w:tabs>
+        <w:ind w:left="2880" w:hanging="360"/>
+      </w:pPr>
+    </w:lvl>
+    <w:lvl w:ilvl="4" w:tentative="1">
+      <w:start w:val="1"/>
+      <w:numFmt w:val="decimal"/>
+      <w:lvlText w:val="%5."/>
+      <w:lvlJc w:val="left"/>
+      <w:pPr>
+        <w:tabs>
+          <w:tab w:val="num" w:pos="3600"/>
+        </w:tabs>
+        <w:ind w:left="3600" w:hanging="360"/>
+      </w:pPr>
+    </w:lvl>
+    <w:lvl w:ilvl="5" w:tentative="1">
+      <w:start w:val="1"/>
+      <w:numFmt w:val="decimal"/>
+      <w:lvlText w:val="%6."/>
+      <w:lvlJc w:val="left"/>
+      <w:pPr>
+        <w:tabs>
+          <w:tab w:val="num" w:pos="4320"/>
+        </w:tabs>
+        <w:ind w:left="4320" w:hanging="360"/>
+      </w:pPr>
+    </w:lvl>
+    <w:lvl w:ilvl="6" w:tentative="1">
+      <w:start w:val="1"/>
+      <w:numFmt w:val="decimal"/>
+      <w:lvlText w:val="%7."/>
+      <w:lvlJc w:val="left"/>
+      <w:pPr>
+        <w:tabs>
+          <w:tab w:val="num" w:pos="5040"/>
+        </w:tabs>
+        <w:ind w:left="5040" w:hanging="360"/>
+      </w:pPr>
+    </w:lvl>
+    <w:lvl w:ilvl="7" w:tentative="1">
+      <w:start w:val="1"/>
+      <w:numFmt w:val="decimal"/>
+      <w:lvlText w:val="%8."/>
+      <w:lvlJc w:val="left"/>
+      <w:pPr>
+        <w:tabs>
+          <w:tab w:val="num" w:pos="5760"/>
+        </w:tabs>
+        <w:ind w:left="5760" w:hanging="360"/>
+      </w:pPr>
+    </w:lvl>
+    <w:lvl w:ilvl="8" w:tentative="1">
+      <w:start w:val="1"/>
+      <w:numFmt w:val="decimal"/>
+      <w:lvlText w:val="%9."/>
+      <w:lvlJc w:val="left"/>
+      <w:pPr>
+        <w:tabs>
+          <w:tab w:val="num" w:pos="6480"/>
+        </w:tabs>
+        <w:ind w:left="6480" w:hanging="360"/>
+      </w:pPr>
+    </w:lvl>
+  </w:abstractNum>
+  <w:abstractNum w:abstractNumId="1" w15:restartNumberingAfterBreak="0">
     <w:nsid w:val="32BB643F"/>
     <w:multiLevelType w:val="hybridMultilevel"/>
     <w:tmpl w:val="6D049F38"/>
@@ -705,7 +2184,126 @@
       </w:pPr>
     </w:lvl>
   </w:abstractNum>
+  <w:abstractNum w:abstractNumId="2" w15:restartNumberingAfterBreak="0">
+    <w:nsid w:val="45AF0C7E"/>
+    <w:multiLevelType w:val="multilevel"/>
+    <w:tmpl w:val="F7B0A804"/>
+    <w:lvl w:ilvl="0">
+      <w:start w:val="1"/>
+      <w:numFmt w:val="decimal"/>
+      <w:lvlText w:val="%1."/>
+      <w:lvlJc w:val="left"/>
+      <w:pPr>
+        <w:tabs>
+          <w:tab w:val="num" w:pos="720"/>
+        </w:tabs>
+        <w:ind w:left="720" w:hanging="360"/>
+      </w:pPr>
+    </w:lvl>
+    <w:lvl w:ilvl="1" w:tentative="1">
+      <w:start w:val="1"/>
+      <w:numFmt w:val="decimal"/>
+      <w:lvlText w:val="%2."/>
+      <w:lvlJc w:val="left"/>
+      <w:pPr>
+        <w:tabs>
+          <w:tab w:val="num" w:pos="1440"/>
+        </w:tabs>
+        <w:ind w:left="1440" w:hanging="360"/>
+      </w:pPr>
+    </w:lvl>
+    <w:lvl w:ilvl="2" w:tentative="1">
+      <w:start w:val="1"/>
+      <w:numFmt w:val="decimal"/>
+      <w:lvlText w:val="%3."/>
+      <w:lvlJc w:val="left"/>
+      <w:pPr>
+        <w:tabs>
+          <w:tab w:val="num" w:pos="2160"/>
+        </w:tabs>
+        <w:ind w:left="2160" w:hanging="360"/>
+      </w:pPr>
+    </w:lvl>
+    <w:lvl w:ilvl="3" w:tentative="1">
+      <w:start w:val="1"/>
+      <w:numFmt w:val="decimal"/>
+      <w:lvlText w:val="%4."/>
+      <w:lvlJc w:val="left"/>
+      <w:pPr>
+        <w:tabs>
+          <w:tab w:val="num" w:pos="2880"/>
+        </w:tabs>
+        <w:ind w:left="2880" w:hanging="360"/>
+      </w:pPr>
+    </w:lvl>
+    <w:lvl w:ilvl="4" w:tentative="1">
+      <w:start w:val="1"/>
+      <w:numFmt w:val="decimal"/>
+      <w:lvlText w:val="%5."/>
+      <w:lvlJc w:val="left"/>
+      <w:pPr>
+        <w:tabs>
+          <w:tab w:val="num" w:pos="3600"/>
+        </w:tabs>
+        <w:ind w:left="3600" w:hanging="360"/>
+      </w:pPr>
+    </w:lvl>
+    <w:lvl w:ilvl="5" w:tentative="1">
+      <w:start w:val="1"/>
+      <w:numFmt w:val="decimal"/>
+      <w:lvlText w:val="%6."/>
+      <w:lvlJc w:val="left"/>
+      <w:pPr>
+        <w:tabs>
+          <w:tab w:val="num" w:pos="4320"/>
+        </w:tabs>
+        <w:ind w:left="4320" w:hanging="360"/>
+      </w:pPr>
+    </w:lvl>
+    <w:lvl w:ilvl="6" w:tentative="1">
+      <w:start w:val="1"/>
+      <w:numFmt w:val="decimal"/>
+      <w:lvlText w:val="%7."/>
+      <w:lvlJc w:val="left"/>
+      <w:pPr>
+        <w:tabs>
+          <w:tab w:val="num" w:pos="5040"/>
+        </w:tabs>
+        <w:ind w:left="5040" w:hanging="360"/>
+      </w:pPr>
+    </w:lvl>
+    <w:lvl w:ilvl="7" w:tentative="1">
+      <w:start w:val="1"/>
+      <w:numFmt w:val="decimal"/>
+      <w:lvlText w:val="%8."/>
+      <w:lvlJc w:val="left"/>
+      <w:pPr>
+        <w:tabs>
+          <w:tab w:val="num" w:pos="5760"/>
+        </w:tabs>
+        <w:ind w:left="5760" w:hanging="360"/>
+      </w:pPr>
+    </w:lvl>
+    <w:lvl w:ilvl="8" w:tentative="1">
+      <w:start w:val="1"/>
+      <w:numFmt w:val="decimal"/>
+      <w:lvlText w:val="%9."/>
+      <w:lvlJc w:val="left"/>
+      <w:pPr>
+        <w:tabs>
+          <w:tab w:val="num" w:pos="6480"/>
+        </w:tabs>
+        <w:ind w:left="6480" w:hanging="360"/>
+      </w:pPr>
+    </w:lvl>
+  </w:abstractNum>
   <w:num w:numId="1">
+    <w:abstractNumId w:val="1"/>
+  </w:num>
+  <w:num w:numId="2">
+    <w:abstractNumId w:val="2"/>
+  </w:num>
+  <w:num w:numId="3">
     <w:abstractNumId w:val="0"/>
   </w:num>
 </w:numbering>
@@ -1118,6 +2716,26 @@
       <w:sz w:val="28"/>
     </w:rPr>
   </w:style>
+  <w:style w:type="paragraph" w:styleId="2">
+    <w:name w:val="heading 2"/>
+    <w:basedOn w:val="a"/>
+    <w:link w:val="20"/>
+    <w:uiPriority w:val="9"/>
+    <w:qFormat/>
+    <w:rsid w:val="0023080A"/>
+    <w:pPr>
+      <w:spacing w:before="100" w:beforeAutospacing="1" w:after="100" w:afterAutospacing="1"/>
+      <w:outlineLvl w:val="1"/>
+    </w:pPr>
+    <w:rPr>
+      <w:rFonts w:eastAsia="Times New Roman" w:cs="Times New Roman"/>
+      <w:b/>
+      <w:bCs/>
+      <w:sz w:val="36"/>
+      <w:szCs w:val="36"/>
+      <w:lang w:eastAsia="ru-RU"/>
+    </w:rPr>
+  </w:style>
   <w:style w:type="character" w:default="1" w:styleId="a0">
     <w:name w:val="Default Paragraph Font"/>
     <w:uiPriority w:val="1"/>
@@ -1155,6 +2773,49 @@
       <w:ind w:left="720"/>
       <w:contextualSpacing/>
     </w:pPr>
+  </w:style>
+  <w:style w:type="character" w:customStyle="1" w:styleId="20">
+    <w:name w:val="Заголовок 2 Знак"/>
+    <w:basedOn w:val="a0"/>
+    <w:link w:val="2"/>
+    <w:uiPriority w:val="9"/>
+    <w:rsid w:val="0023080A"/>
+    <w:rPr>
+      <w:rFonts w:ascii="Times New Roman" w:eastAsia="Times New Roman" w:hAnsi="Times New Roman" w:cs="Times New Roman"/>
+      <w:b/>
+      <w:bCs/>
+      <w:sz w:val="36"/>
+      <w:szCs w:val="36"/>
+      <w:lang w:eastAsia="ru-RU"/>
+    </w:rPr>
+  </w:style>
+  <w:style w:type="paragraph" w:styleId="a4">
+    <w:name w:val="Normal (Web)"/>
+    <w:basedOn w:val="a"/>
+    <w:uiPriority w:val="99"/>
+    <w:semiHidden/>
+    <w:unhideWhenUsed/>
+    <w:rsid w:val="0023080A"/>
+    <w:pPr>
+      <w:spacing w:before="100" w:beforeAutospacing="1" w:after="100" w:afterAutospacing="1"/>
+    </w:pPr>
+    <w:rPr>
+      <w:rFonts w:eastAsia="Times New Roman" w:cs="Times New Roman"/>
+      <w:sz w:val="24"/>
+      <w:szCs w:val="24"/>
+      <w:lang w:eastAsia="ru-RU"/>
+    </w:rPr>
+  </w:style>
+  <w:style w:type="character" w:styleId="a5">
+    <w:name w:val="Strong"/>
+    <w:basedOn w:val="a0"/>
+    <w:uiPriority w:val="22"/>
+    <w:qFormat/>
+    <w:rsid w:val="0023080A"/>
+    <w:rPr>
+      <w:b/>
+      <w:bCs/>
+    </w:rPr>
   </w:style>
 </w:styles>
 </file>
